--- a/policies/build/rewrite_reference/HCO_IPC_6_v2_REWRITE_DRAFT.docx
+++ b/policies/build/rewrite_reference/HCO_IPC_6_v2_REWRITE_DRAFT.docx
@@ -2094,14 +2094,6 @@
     </w:p>
     <w:p>
       <w:pPr>
-        <w:pStyle w:val="ListNumber"/>
-      </w:pPr>
-      <w:r>
-        <w:t>Internal documents of «Hospital Name»: IPC surveillance reports; hand-hygiene compliance records; MDRO log; housekeeping effectiveness records; outbreak baseline data and outbreak-response guidance; IPC committee minutes with CAPA.</w:t>
-      </w:r>
-    </w:p>
-    <w:p>
-      <w:pPr>
         <w:pStyle w:val="Heading1"/>
       </w:pPr>
       <w:r>
